--- a/notes/paper_notes_A.docx
+++ b/notes/paper_notes_A.docx
@@ -2768,6 +2768,185 @@
           <w:szCs w:val="26"/>
         </w:rPr>
       </w:pPr>
+      <w:r>
+        <w:rPr>
+          <w:rFonts w:cs="Times New Roman"/>
+          <w:sz w:val="26"/>
+          <w:szCs w:val="26"/>
+        </w:rPr>
+        <w:t xml:space="preserve">Kiến trúc </w:t>
+      </w:r>
+      <w:r>
+        <w:rPr>
+          <w:rFonts w:cs="Times New Roman"/>
+          <w:b/>
+          <w:bCs/>
+          <w:sz w:val="26"/>
+          <w:szCs w:val="26"/>
+        </w:rPr>
+        <w:t>U-Net34</w:t>
+      </w:r>
+      <w:r>
+        <w:rPr>
+          <w:rFonts w:cs="Times New Roman"/>
+          <w:sz w:val="26"/>
+          <w:szCs w:val="26"/>
+        </w:rPr>
+        <w:t xml:space="preserve"> sử dụng một mô hình </w:t>
+      </w:r>
+      <w:r>
+        <w:rPr>
+          <w:rFonts w:cs="Times New Roman"/>
+          <w:b/>
+          <w:bCs/>
+          <w:sz w:val="26"/>
+          <w:szCs w:val="26"/>
+        </w:rPr>
+        <w:t>Resnet34 pretrained</w:t>
+      </w:r>
+      <w:r>
+        <w:rPr>
+          <w:rFonts w:cs="Times New Roman"/>
+          <w:sz w:val="26"/>
+          <w:szCs w:val="26"/>
+        </w:rPr>
+        <w:t xml:space="preserve"> làm nhánh encoder của U-Net [5]. Trước hết, mọi bước từ </w:t>
+      </w:r>
+      <w:r>
+        <w:rPr>
+          <w:rFonts w:cs="Times New Roman"/>
+          <w:b/>
+          <w:bCs/>
+          <w:sz w:val="26"/>
+          <w:szCs w:val="26"/>
+        </w:rPr>
+        <w:t>adaptive pooling</w:t>
+      </w:r>
+      <w:r>
+        <w:rPr>
+          <w:rFonts w:cs="Times New Roman"/>
+          <w:sz w:val="26"/>
+          <w:szCs w:val="26"/>
+        </w:rPr>
+        <w:t xml:space="preserve"> trở đi đều được loại bỏ, chỉ giữ lại </w:t>
+      </w:r>
+      <w:r>
+        <w:rPr>
+          <w:rFonts w:cs="Times New Roman"/>
+          <w:b/>
+          <w:bCs/>
+          <w:sz w:val="26"/>
+          <w:szCs w:val="26"/>
+        </w:rPr>
+        <w:t>Resnet backbone</w:t>
+      </w:r>
+      <w:r>
+        <w:rPr>
+          <w:rFonts w:cs="Times New Roman"/>
+          <w:sz w:val="26"/>
+          <w:szCs w:val="26"/>
+        </w:rPr>
+        <w:t xml:space="preserve">. Sau đó, chúng tôi lưu đầu ra của lớp ban đầu, block thứ </w:t>
+      </w:r>
+      <w:r>
+        <w:rPr>
+          <w:rFonts w:cs="Times New Roman"/>
+          <w:b/>
+          <w:bCs/>
+          <w:sz w:val="26"/>
+          <w:szCs w:val="26"/>
+        </w:rPr>
+        <w:t>3</w:t>
+      </w:r>
+      <w:r>
+        <w:rPr>
+          <w:rFonts w:cs="Times New Roman"/>
+          <w:sz w:val="26"/>
+          <w:szCs w:val="26"/>
+        </w:rPr>
+        <w:t xml:space="preserve">, thứ </w:t>
+      </w:r>
+      <w:r>
+        <w:rPr>
+          <w:rFonts w:cs="Times New Roman"/>
+          <w:b/>
+          <w:bCs/>
+          <w:sz w:val="26"/>
+          <w:szCs w:val="26"/>
+        </w:rPr>
+        <w:t>8</w:t>
+      </w:r>
+      <w:r>
+        <w:rPr>
+          <w:rFonts w:cs="Times New Roman"/>
+          <w:sz w:val="26"/>
+          <w:szCs w:val="26"/>
+        </w:rPr>
+        <w:t xml:space="preserve"> và thứ </w:t>
+      </w:r>
+      <w:r>
+        <w:rPr>
+          <w:rFonts w:cs="Times New Roman"/>
+          <w:b/>
+          <w:bCs/>
+          <w:sz w:val="26"/>
+          <w:szCs w:val="26"/>
+        </w:rPr>
+        <w:t>14</w:t>
+      </w:r>
+      <w:r>
+        <w:rPr>
+          <w:rFonts w:cs="Times New Roman"/>
+          <w:sz w:val="26"/>
+          <w:szCs w:val="26"/>
+        </w:rPr>
+        <w:t xml:space="preserve"> (trong tổng số 16 block). Trong quá trình up-sampling, chúng tôi nối các đầu ra đó với đầu ra của các bước up-sampling. Chúng tôi sử dụng </w:t>
+      </w:r>
+      <w:r>
+        <w:rPr>
+          <w:rFonts w:cs="Times New Roman"/>
+          <w:b/>
+          <w:bCs/>
+          <w:sz w:val="26"/>
+          <w:szCs w:val="26"/>
+        </w:rPr>
+        <w:t>Adam optimizer</w:t>
+      </w:r>
+      <w:r>
+        <w:rPr>
+          <w:rFonts w:cs="Times New Roman"/>
+          <w:sz w:val="26"/>
+          <w:szCs w:val="26"/>
+        </w:rPr>
+        <w:t xml:space="preserve"> và </w:t>
+      </w:r>
+      <w:r>
+        <w:rPr>
+          <w:rFonts w:cs="Times New Roman"/>
+          <w:b/>
+          <w:bCs/>
+          <w:sz w:val="26"/>
+          <w:szCs w:val="26"/>
+        </w:rPr>
+        <w:t>Binary Cross Entropy with Logits</w:t>
+      </w:r>
+      <w:r>
+        <w:rPr>
+          <w:rFonts w:cs="Times New Roman"/>
+          <w:sz w:val="26"/>
+          <w:szCs w:val="26"/>
+        </w:rPr>
+        <w:t xml:space="preserve"> làm hàm loss.</w:t>
+      </w:r>
+    </w:p>
+    <w:p>
+      <w:pPr>
+        <w:rPr>
+          <w:rFonts w:cs="Times New Roman"/>
+          <w:sz w:val="26"/>
+          <w:szCs w:val="26"/>
+        </w:rPr>
+      </w:pPr>
     </w:p>
     <w:p>
       <w:pPr>
@@ -2865,7 +3044,6 @@
           <w:sz w:val="26"/>
           <w:szCs w:val="26"/>
         </w:rPr>
-        <w:lastRenderedPageBreak/>
         <w:t xml:space="preserve">Mục đích: </w:t>
       </w:r>
       <w:r>
@@ -3433,6 +3611,7 @@
           <w:sz w:val="26"/>
           <w:szCs w:val="26"/>
         </w:rPr>
+        <w:lastRenderedPageBreak/>
         <w:t xml:space="preserve">Nếu cho stem cập nhật tự do ngay từ đầu, với dữ liệu da liễu nhỏ (2.597 ảnh), stem có thể bị </w:t>
       </w:r>
       <w:r>
@@ -3549,7 +3728,6 @@
           <w:sz w:val="26"/>
           <w:szCs w:val="26"/>
         </w:rPr>
-        <w:lastRenderedPageBreak/>
         <w:t xml:space="preserve">Là phương pháp tìm </w:t>
       </w:r>
       <w:r>
@@ -4003,7 +4181,7 @@
           <w:szCs w:val="26"/>
         </w:rPr>
         <w:pict w14:anchorId="014D7874">
-          <v:rect id="_x0000_i1044" style="width:0;height:.75pt" o:hralign="center" o:hrstd="t" o:hr="t" fillcolor="#a0a0a0" stroked="f"/>
+          <v:rect id="_x0000_i1025" style="width:0;height:.75pt" o:hralign="center" o:hrstd="t" o:hr="t" fillcolor="#a0a0a0" stroked="f"/>
         </w:pict>
       </w:r>
     </w:p>
@@ -4193,6 +4371,7 @@
           <w:sz w:val="26"/>
           <w:szCs w:val="26"/>
         </w:rPr>
+        <w:lastRenderedPageBreak/>
         <w:t>Slanted Triangular Learning Rate</w:t>
       </w:r>
       <w:r>
@@ -4362,7 +4541,6 @@
           <w:sz w:val="26"/>
           <w:szCs w:val="26"/>
         </w:rPr>
-        <w:lastRenderedPageBreak/>
         <w:t xml:space="preserve">Với SLTR, mô hình hội tụ chỉ trong </w:t>
       </w:r>
       <w:r>
@@ -4521,7 +4699,7 @@
           <w:szCs w:val="26"/>
         </w:rPr>
         <w:pict w14:anchorId="1412A05B">
-          <v:rect id="_x0000_i1045" style="width:0;height:.75pt" o:hralign="center" o:hrstd="t" o:hr="t" fillcolor="#a0a0a0" stroked="f"/>
+          <v:rect id="_x0000_i1026" style="width:0;height:.75pt" o:hralign="center" o:hrstd="t" o:hr="t" fillcolor="#a0a0a0" stroked="f"/>
         </w:pict>
       </w:r>
     </w:p>
@@ -4916,6 +5094,7 @@
           <w:sz w:val="26"/>
           <w:szCs w:val="26"/>
         </w:rPr>
+        <w:lastRenderedPageBreak/>
         <w:t>Tránh dao động lớn</w:t>
       </w:r>
       <w:r>
@@ -4990,7 +5169,6 @@
           <w:sz w:val="26"/>
           <w:szCs w:val="26"/>
         </w:rPr>
-        <w:lastRenderedPageBreak/>
         <w:t xml:space="preserve">Lớp BN không chỉ chuẩn hóa dữ liệu một cách thụ động. Sau khi chuẩn hóa, nó còn có </w:t>
       </w:r>
       <w:r>
